--- a/17 18 20/04_SQL/raw/1) Database Related Commands.docx
+++ b/17 18 20/04_SQL/raw/1) Database Related Commands.docx
@@ -61,7 +61,27 @@
           <w:szCs w:val="24"/>
           <w:lang w:eastAsia="en-IN"/>
         </w:rPr>
-        <w:t>CREATE DATABASE db_name;</w:t>
+        <w:t xml:space="preserve">CREATE </w:t>
+      </w:r>
+      <w:r>
+        <w:rPr>
+          <w:rFonts w:ascii="Courier New" w:eastAsia="Times New Roman" w:hAnsi="Courier New" w:cs="Courier New"/>
+          <w:color w:val="1F1F1F"/>
+          <w:sz w:val="24"/>
+          <w:szCs w:val="24"/>
+          <w:lang w:eastAsia="en-IN"/>
+        </w:rPr>
+        <w:tab/>
+      </w:r>
+      <w:r>
+        <w:rPr>
+          <w:rFonts w:ascii="Courier New" w:eastAsia="Times New Roman" w:hAnsi="Courier New" w:cs="Courier New"/>
+          <w:color w:val="1F1F1F"/>
+          <w:sz w:val="24"/>
+          <w:szCs w:val="24"/>
+          <w:lang w:eastAsia="en-IN"/>
+        </w:rPr>
+        <w:t>DATABASE db_name;</w:t>
       </w:r>
     </w:p>
     <w:p>
@@ -83,7 +103,27 @@
           <w:szCs w:val="24"/>
           <w:lang w:eastAsia="en-IN"/>
         </w:rPr>
-        <w:t>DROP DATABASE db_name;</w:t>
+        <w:t xml:space="preserve">DROP </w:t>
+      </w:r>
+      <w:r>
+        <w:rPr>
+          <w:rFonts w:ascii="Courier New" w:eastAsia="Times New Roman" w:hAnsi="Courier New" w:cs="Courier New"/>
+          <w:color w:val="1F1F1F"/>
+          <w:sz w:val="24"/>
+          <w:szCs w:val="24"/>
+          <w:lang w:eastAsia="en-IN"/>
+        </w:rPr>
+        <w:tab/>
+      </w:r>
+      <w:r>
+        <w:rPr>
+          <w:rFonts w:ascii="Courier New" w:eastAsia="Times New Roman" w:hAnsi="Courier New" w:cs="Courier New"/>
+          <w:color w:val="1F1F1F"/>
+          <w:sz w:val="24"/>
+          <w:szCs w:val="24"/>
+          <w:lang w:eastAsia="en-IN"/>
+        </w:rPr>
+        <w:t>DATABASE db_name;</w:t>
       </w:r>
     </w:p>
     <w:p>
@@ -109,15 +149,31 @@
           <w:lang w:eastAsia="en-IN"/>
         </w:rPr>
       </w:pPr>
+      <w:bookmarkStart w:id="0" w:name="_GoBack"/>
+      <w:bookmarkEnd w:id="0"/>
+    </w:p>
+    <w:p>
+      <w:pPr>
+        <w:spacing w:after="0" w:line="240" w:lineRule="auto"/>
+        <w:rPr>
+          <w:rFonts w:ascii="Courier New" w:eastAsia="Times New Roman" w:hAnsi="Courier New" w:cs="Courier New"/>
+          <w:b/>
+          <w:color w:val="1F1F1F"/>
+          <w:sz w:val="24"/>
+          <w:szCs w:val="24"/>
+          <w:lang w:eastAsia="en-IN"/>
+        </w:rPr>
+      </w:pPr>
       <w:r>
         <w:rPr>
           <w:rFonts w:ascii="Courier New" w:eastAsia="Times New Roman" w:hAnsi="Courier New" w:cs="Courier New"/>
-          <w:color w:val="1F1F1F"/>
-          <w:sz w:val="24"/>
-          <w:szCs w:val="24"/>
-          <w:lang w:eastAsia="en-IN"/>
-        </w:rPr>
-        <w:t xml:space="preserve">IF NOT IF NOT EXIST </w:t>
+          <w:b/>
+          <w:color w:val="00B050"/>
+          <w:sz w:val="24"/>
+          <w:szCs w:val="24"/>
+          <w:lang w:eastAsia="en-IN"/>
+        </w:rPr>
+        <w:t xml:space="preserve">IF NOT EXIST </w:t>
       </w:r>
     </w:p>
     <w:p>
@@ -140,7 +196,28 @@
           <w:szCs w:val="24"/>
           <w:lang w:eastAsia="en-IN"/>
         </w:rPr>
-        <w:t>CREATE DATABASE IF NOT EXISTS db_name;</w:t>
+        <w:t xml:space="preserve">CREATE DATABASE </w:t>
+      </w:r>
+      <w:r>
+        <w:rPr>
+          <w:rFonts w:ascii="Courier New" w:eastAsia="Times New Roman" w:hAnsi="Courier New" w:cs="Courier New"/>
+          <w:b/>
+          <w:color w:val="00B050"/>
+          <w:sz w:val="24"/>
+          <w:szCs w:val="24"/>
+          <w:lang w:eastAsia="en-IN"/>
+        </w:rPr>
+        <w:t>IF NOT EXISTS</w:t>
+      </w:r>
+      <w:r>
+        <w:rPr>
+          <w:rFonts w:ascii="Courier New" w:eastAsia="Times New Roman" w:hAnsi="Courier New" w:cs="Courier New"/>
+          <w:color w:val="1F1F1F"/>
+          <w:sz w:val="24"/>
+          <w:szCs w:val="24"/>
+          <w:lang w:eastAsia="en-IN"/>
+        </w:rPr>
+        <w:t xml:space="preserve"> db_name;</w:t>
       </w:r>
     </w:p>
     <w:p>
@@ -160,33 +237,23 @@
         <w:spacing w:after="0" w:line="240" w:lineRule="auto"/>
         <w:rPr>
           <w:rFonts w:ascii="Courier New" w:eastAsia="Times New Roman" w:hAnsi="Courier New" w:cs="Courier New"/>
+          <w:b/>
           <w:color w:val="1F1F1F"/>
           <w:sz w:val="24"/>
           <w:szCs w:val="24"/>
           <w:lang w:eastAsia="en-IN"/>
         </w:rPr>
       </w:pPr>
-    </w:p>
-    <w:p>
-      <w:pPr>
-        <w:spacing w:after="0" w:line="240" w:lineRule="auto"/>
-        <w:rPr>
-          <w:rFonts w:ascii="Courier New" w:eastAsia="Times New Roman" w:hAnsi="Courier New" w:cs="Courier New"/>
-          <w:color w:val="1F1F1F"/>
-          <w:sz w:val="24"/>
-          <w:szCs w:val="24"/>
-          <w:lang w:eastAsia="en-IN"/>
-        </w:rPr>
-      </w:pPr>
       <w:r>
         <w:rPr>
           <w:rFonts w:ascii="Courier New" w:eastAsia="Times New Roman" w:hAnsi="Courier New" w:cs="Courier New"/>
-          <w:color w:val="1F1F1F"/>
-          <w:sz w:val="24"/>
-          <w:szCs w:val="24"/>
-          <w:lang w:eastAsia="en-IN"/>
-        </w:rPr>
-        <w:t xml:space="preserve">IF NOT IF EXIST </w:t>
+          <w:b/>
+          <w:color w:val="00B050"/>
+          <w:sz w:val="24"/>
+          <w:szCs w:val="24"/>
+          <w:lang w:eastAsia="en-IN"/>
+        </w:rPr>
+        <w:t xml:space="preserve">IF EXIST </w:t>
       </w:r>
     </w:p>
     <w:p>
@@ -209,7 +276,28 @@
           <w:szCs w:val="24"/>
           <w:lang w:eastAsia="en-IN"/>
         </w:rPr>
-        <w:t>DROP DATABASE IF EXISTS db_name;</w:t>
+        <w:t xml:space="preserve">DROP DATABASE </w:t>
+      </w:r>
+      <w:r>
+        <w:rPr>
+          <w:rFonts w:ascii="Courier New" w:eastAsia="Times New Roman" w:hAnsi="Courier New" w:cs="Courier New"/>
+          <w:b/>
+          <w:color w:val="00B050"/>
+          <w:sz w:val="24"/>
+          <w:szCs w:val="24"/>
+          <w:lang w:eastAsia="en-IN"/>
+        </w:rPr>
+        <w:t>IF EXISTS</w:t>
+      </w:r>
+      <w:r>
+        <w:rPr>
+          <w:rFonts w:ascii="Courier New" w:eastAsia="Times New Roman" w:hAnsi="Courier New" w:cs="Courier New"/>
+          <w:color w:val="1F1F1F"/>
+          <w:sz w:val="24"/>
+          <w:szCs w:val="24"/>
+          <w:lang w:eastAsia="en-IN"/>
+        </w:rPr>
+        <w:t xml:space="preserve"> db_name;</w:t>
       </w:r>
     </w:p>
     <w:p>
@@ -230,8 +318,23 @@
         <w:spacing w:after="0" w:line="240" w:lineRule="auto"/>
         <w:rPr>
           <w:rFonts w:ascii="Courier New" w:eastAsia="Times New Roman" w:hAnsi="Courier New" w:cs="Courier New"/>
+          <w:b/>
           <w:caps/>
-          <w:color w:val="1F1F1F"/>
+          <w:color w:val="00B050"/>
+          <w:sz w:val="24"/>
+          <w:szCs w:val="24"/>
+          <w:lang w:eastAsia="en-IN"/>
+        </w:rPr>
+      </w:pPr>
+    </w:p>
+    <w:p>
+      <w:pPr>
+        <w:spacing w:after="0" w:line="240" w:lineRule="auto"/>
+        <w:rPr>
+          <w:rFonts w:ascii="Courier New" w:eastAsia="Times New Roman" w:hAnsi="Courier New" w:cs="Courier New"/>
+          <w:b/>
+          <w:caps/>
+          <w:color w:val="00B050"/>
           <w:sz w:val="24"/>
           <w:szCs w:val="24"/>
           <w:lang w:eastAsia="en-IN"/>
@@ -240,8 +343,9 @@
       <w:r>
         <w:rPr>
           <w:rFonts w:ascii="Courier New" w:eastAsia="Times New Roman" w:hAnsi="Courier New" w:cs="Courier New"/>
+          <w:b/>
           <w:caps/>
-          <w:color w:val="1F1F1F"/>
+          <w:color w:val="00B050"/>
           <w:sz w:val="24"/>
           <w:szCs w:val="24"/>
           <w:lang w:eastAsia="en-IN"/>
@@ -264,12 +368,33 @@
       <w:r>
         <w:rPr>
           <w:rFonts w:ascii="Courier New" w:eastAsia="Times New Roman" w:hAnsi="Courier New" w:cs="Courier New"/>
+          <w:b/>
+          <w:color w:val="00B050"/>
+          <w:sz w:val="24"/>
+          <w:szCs w:val="24"/>
+          <w:lang w:eastAsia="en-IN"/>
+        </w:rPr>
+        <w:t>SHOW</w:t>
+      </w:r>
+      <w:r>
+        <w:rPr>
+          <w:rFonts w:ascii="Courier New" w:eastAsia="Times New Roman" w:hAnsi="Courier New" w:cs="Courier New"/>
+          <w:color w:val="00B050"/>
+          <w:sz w:val="24"/>
+          <w:szCs w:val="24"/>
+          <w:lang w:eastAsia="en-IN"/>
+        </w:rPr>
+        <w:t xml:space="preserve"> </w:t>
+      </w:r>
+      <w:r>
+        <w:rPr>
+          <w:rFonts w:ascii="Courier New" w:eastAsia="Times New Roman" w:hAnsi="Courier New" w:cs="Courier New"/>
           <w:color w:val="1F1F1F"/>
           <w:sz w:val="24"/>
           <w:szCs w:val="24"/>
           <w:lang w:eastAsia="en-IN"/>
         </w:rPr>
-        <w:t>SHOW DATABASES;</w:t>
+        <w:t>DATABASES;</w:t>
       </w:r>
     </w:p>
     <w:p>
@@ -287,12 +412,33 @@
       <w:r>
         <w:rPr>
           <w:rFonts w:ascii="Courier New" w:eastAsia="Times New Roman" w:hAnsi="Courier New" w:cs="Courier New"/>
+          <w:b/>
+          <w:color w:val="00B050"/>
+          <w:sz w:val="24"/>
+          <w:szCs w:val="24"/>
+          <w:lang w:eastAsia="en-IN"/>
+        </w:rPr>
+        <w:t>SHOW</w:t>
+      </w:r>
+      <w:r>
+        <w:rPr>
+          <w:rFonts w:ascii="Courier New" w:eastAsia="Times New Roman" w:hAnsi="Courier New" w:cs="Courier New"/>
+          <w:color w:val="00B050"/>
+          <w:sz w:val="24"/>
+          <w:szCs w:val="24"/>
+          <w:lang w:eastAsia="en-IN"/>
+        </w:rPr>
+        <w:t xml:space="preserve"> </w:t>
+      </w:r>
+      <w:r>
+        <w:rPr>
+          <w:rFonts w:ascii="Courier New" w:eastAsia="Times New Roman" w:hAnsi="Courier New" w:cs="Courier New"/>
           <w:color w:val="1F1F1F"/>
           <w:sz w:val="24"/>
           <w:szCs w:val="24"/>
           <w:lang w:eastAsia="en-IN"/>
         </w:rPr>
-        <w:t>SHOW TABLES;</w:t>
+        <w:t>TABLES;</w:t>
       </w:r>
     </w:p>
     <w:p>
@@ -324,8 +470,6 @@
           <w:szCs w:val="24"/>
         </w:rPr>
       </w:pPr>
-      <w:bookmarkStart w:id="0" w:name="_GoBack"/>
-      <w:bookmarkEnd w:id="0"/>
     </w:p>
     <w:sectPr>
       <w:pgSz w:w="11906" w:h="16838"/>
